--- a/data/templates/saws2asar.docx
+++ b/data/templates/saws2asar.docx
@@ -15248,6 +15248,9 @@
           <w:sz w:val="20"/>
         </w:rPr>
         <w:t>address.</w:t>
+      </w:r>
+      <w:r>
+        <w:t xml:space="preserve"> {{saws2asar__address}}</w:t>
       </w:r>
     </w:p>
     <w:p>

--- a/data/templates/saws2asar.docx
+++ b/data/templates/saws2asar.docx
@@ -38944,6 +38944,9 @@
                 <w:sz w:val="14"/>
               </w:rPr>
               <w:t>Applicant/Beneficiary)</w:t>
+            </w:r>
+            <w:r>
+              <w:t xml:space="preserve"> {{saws2asar__sign_date}}</w:t>
             </w:r>
           </w:p>
         </w:tc>

--- a/data/templates/saws2asar.docx
+++ b/data/templates/saws2asar.docx
@@ -4877,9 +4877,6 @@
         </w:rPr>
         <w:t>Rules</w:t>
       </w:r>
-      <w:r>
-        <w:t xml:space="preserve"> {{saws2asar__ssn}}</w:t>
-      </w:r>
     </w:p>
     <w:p>
       <w:pPr>
@@ -8231,9 +8228,6 @@
           <w:u w:val="single" w:color="231F20"/>
         </w:rPr>
         <w:t>OR</w:t>
-      </w:r>
-      <w:r>
-        <w:t xml:space="preserve"> {{saws2asar__phone}}</w:t>
       </w:r>
     </w:p>
     <w:p>
@@ -15248,9 +15242,6 @@
           <w:sz w:val="20"/>
         </w:rPr>
         <w:t>address.</w:t>
-      </w:r>
-      <w:r>
-        <w:t xml:space="preserve"> {{saws2asar__address}}</w:t>
       </w:r>
     </w:p>
     <w:p>
